--- a/media/R25999/output_dir/动态硬件和固件项.docx
+++ b/media/R25999/output_dir/动态硬件和固件项.docx
@@ -200,7 +200,6 @@
                   <w:pPr>
                     <w:jc w:val="center"/>
                   </w:pPr>
-                  <w:r/>
                   <w:r>
                     <w:rPr>
                       <w:rFonts w:ascii="黑体" w:hAnsi="黑体" w:eastAsia="黑体"/>
@@ -233,7 +232,6 @@
                   <w:pPr>
                     <w:jc w:val="center"/>
                   </w:pPr>
-                  <w:r/>
                   <w:r>
                     <w:rPr>
                       <w:rFonts w:ascii="黑体" w:hAnsi="黑体" w:eastAsia="黑体"/>
@@ -266,7 +264,6 @@
                   <w:pPr>
                     <w:jc w:val="center"/>
                   </w:pPr>
-                  <w:r/>
                   <w:r>
                     <w:rPr>
                       <w:rFonts w:ascii="黑体" w:hAnsi="黑体" w:eastAsia="黑体"/>
@@ -299,7 +296,6 @@
                   <w:pPr>
                     <w:jc w:val="center"/>
                   </w:pPr>
-                  <w:r/>
                   <w:r>
                     <w:rPr>
                       <w:rFonts w:ascii="黑体" w:hAnsi="黑体" w:eastAsia="黑体"/>
@@ -359,6 +355,9 @@
                   </w:tcBorders>
                 </w:tcPr>
                 <w:p>
+                  <w:pPr>
+                    <w:jc w:val="left"/>
+                  </w:pPr>
                   <w:r>
                     <w:t>动态硬件项21</w:t>
                   </w:r>
@@ -384,6 +383,9 @@
                   </w:tcBorders>
                 </w:tcPr>
                 <w:p>
+                  <w:pPr>
+                    <w:jc w:val="left"/>
+                  </w:pPr>
                   <w:r>
                     <w:t>动态硬件项22</w:t>
                   </w:r>
@@ -409,6 +411,9 @@
                   </w:tcBorders>
                 </w:tcPr>
                 <w:p>
+                  <w:pPr>
+                    <w:jc w:val="left"/>
+                  </w:pPr>
                   <w:r>
                     <w:t>动态硬件项23</w:t>
                   </w:r>
@@ -464,6 +469,9 @@
                   </w:tcBorders>
                 </w:tcPr>
                 <w:p>
+                  <w:pPr>
+                    <w:jc w:val="left"/>
+                  </w:pPr>
                   <w:r>
                     <w:t>动态硬件项31</w:t>
                   </w:r>
@@ -489,6 +497,9 @@
                   </w:tcBorders>
                 </w:tcPr>
                 <w:p>
+                  <w:pPr>
+                    <w:jc w:val="left"/>
+                  </w:pPr>
                   <w:r>
                     <w:t>动态硬件项32</w:t>
                   </w:r>
@@ -514,6 +525,9 @@
                   </w:tcBorders>
                 </w:tcPr>
                 <w:p>
+                  <w:pPr>
+                    <w:jc w:val="left"/>
+                  </w:pPr>
                   <w:r>
                     <w:t>动态硬件项33</w:t>
                   </w:r>
